--- a/docs/Manual_VDEP_Aplicacion_Durante_el_Proceso.docx
+++ b/docs/Manual_VDEP_Aplicacion_Durante_el_Proceso.docx
@@ -48,7 +48,7 @@
           <w:b/>
           <w:sz w:val="24"/>
         </w:rPr>
-        <w:t>La aplicación permite registrar información monetaria y no monetaria, calcular un rango bajo, central y alto, y conservar las fuentes y advertencias del caso.</w:t>
+        <w:t>La aplicación permite registrar información monetaria y no monetaria, calcular un rango bajo, central y alto, seleccionar las multas aplicables de la Ley 7317 y conservar las fuentes y advertencias del caso.</w:t>
       </w:r>
     </w:p>
     <w:p>
@@ -157,7 +157,7 @@
         <w:t xml:space="preserve">4.  </w:t>
       </w:r>
       <w:r>
-        <w:t>Revise las pestañas de la 1 a la 6.</w:t>
+        <w:t>Revise las pestañas de la 1 a la 7.</w:t>
       </w:r>
     </w:p>
     <w:p>
@@ -172,7 +172,7 @@
         <w:t xml:space="preserve">5.  </w:t>
       </w:r>
       <w:r>
-        <w:t>En Resultado VDEP, compruebe que el cálculo coincide con el rango publicado.</w:t>
+        <w:t>En Multas Ley 7317, marque solo las conductas confirmadas por la revisión jurídica.</w:t>
       </w:r>
     </w:p>
     <w:p>
@@ -185,6 +185,21 @@
           <w:b/>
         </w:rPr>
         <w:t xml:space="preserve">6.  </w:t>
+      </w:r>
+      <w:r>
+        <w:t>En Resultado VDEP, lea por separado el daño, las multas y el total final.</w:t>
+      </w:r>
+    </w:p>
+    <w:p>
+      <w:pPr>
+        <w:spacing w:after="40"/>
+        <w:ind w:left="369" w:hanging="255"/>
+      </w:pPr>
+      <w:r>
+        <w:rPr>
+          <w:b/>
+        </w:rPr>
+        <w:t xml:space="preserve">7.  </w:t>
       </w:r>
       <w:r>
         <w:t>Pulse Limpiar caso antes de iniciar otro ejercicio.</w:t>
@@ -1939,7 +1954,116 @@
         <w:pStyle w:val="Heading2"/>
       </w:pPr>
       <w:r>
-        <w:t>Pestaña 6 Resultado VDEP</w:t>
+        <w:t>Pestaña 6 Multas Ley 7317</w:t>
+      </w:r>
+    </w:p>
+    <w:p>
+      <w:pPr>
+        <w:spacing w:after="40"/>
+        <w:ind w:left="369" w:hanging="255"/>
+      </w:pPr>
+      <w:r>
+        <w:rPr>
+          <w:b/>
+        </w:rPr>
+        <w:t xml:space="preserve">1.  </w:t>
+      </w:r>
+      <w:r>
+        <w:t>Confirme el salario base y su año.</w:t>
+      </w:r>
+    </w:p>
+    <w:p>
+      <w:pPr>
+        <w:spacing w:after="40"/>
+        <w:ind w:left="369" w:hanging="255"/>
+      </w:pPr>
+      <w:r>
+        <w:rPr>
+          <w:b/>
+        </w:rPr>
+        <w:t xml:space="preserve">2.  </w:t>
+      </w:r>
+      <w:r>
+        <w:t>Marque la casilla Aplicar únicamente para la conducta confirmada jurídicamente.</w:t>
+      </w:r>
+    </w:p>
+    <w:p>
+      <w:pPr>
+        <w:spacing w:after="40"/>
+        <w:ind w:left="369" w:hanging="255"/>
+      </w:pPr>
+      <w:r>
+        <w:rPr>
+          <w:b/>
+        </w:rPr>
+        <w:t xml:space="preserve">3.  </w:t>
+      </w:r>
+      <w:r>
+        <w:t>Revise el rango mínimo y máximo de salarios base.</w:t>
+      </w:r>
+    </w:p>
+    <w:p>
+      <w:pPr>
+        <w:spacing w:after="40"/>
+        <w:ind w:left="369" w:hanging="255"/>
+      </w:pPr>
+      <w:r>
+        <w:rPr>
+          <w:b/>
+        </w:rPr>
+        <w:t xml:space="preserve">4.  </w:t>
+      </w:r>
+      <w:r>
+        <w:t>Ajuste SB aplicados para el escenario central o escriba el monto firme en CRC si ya existe.</w:t>
+      </w:r>
+    </w:p>
+    <w:p>
+      <w:pPr>
+        <w:spacing w:after="40"/>
+        <w:ind w:left="369" w:hanging="255"/>
+      </w:pPr>
+      <w:r>
+        <w:rPr>
+          <w:b/>
+        </w:rPr>
+        <w:t xml:space="preserve">5.  </w:t>
+      </w:r>
+      <w:r>
+        <w:t>Si el resultado usa otra moneda, indique cuántos CRC equivalen a una unidad de esa moneda.</w:t>
+      </w:r>
+    </w:p>
+    <w:p>
+      <w:pPr>
+        <w:spacing w:after="40"/>
+        <w:ind w:left="369" w:hanging="255"/>
+      </w:pPr>
+      <w:r>
+        <w:rPr>
+          <w:b/>
+        </w:rPr>
+        <w:t xml:space="preserve">6.  </w:t>
+      </w:r>
+      <w:r>
+        <w:t>Marque la confirmación de revisión jurídica.</w:t>
+      </w:r>
+    </w:p>
+    <w:p>
+      <w:r>
+        <w:rPr>
+          <w:b/>
+        </w:rPr>
+        <w:t xml:space="preserve">Regla clave. </w:t>
+      </w:r>
+      <w:r>
+        <w:t>La multa no aumenta ni multiplica el daño ambiental. La aplicación la muestra como una línea jurídica separada y la suma únicamente al total final. Si marca varias multas, la suma es solo aritmética: la revisión jurídica debe confirmar si son acumulables o alternativas a otra pena.</w:t>
+      </w:r>
+    </w:p>
+    <w:p>
+      <w:pPr>
+        <w:pStyle w:val="Heading2"/>
+      </w:pPr>
+      <w:r>
+        <w:t>Pestaña 7 Resultado VDEP</w:t>
       </w:r>
     </w:p>
     <w:tbl>
@@ -2175,6 +2299,112 @@
                 <w:sz w:val="17"/>
               </w:rPr>
               <w:t>Subtotal más R después de revisar compatibilidad</w:t>
+            </w:r>
+          </w:p>
+        </w:tc>
+      </w:tr>
+      <w:tr>
+        <w:trPr>
+          <w:cantSplit/>
+        </w:trPr>
+        <w:tc>
+          <w:tcPr>
+            <w:tcW w:type="dxa" w:w="3096"/>
+            <w:vAlign w:val="center"/>
+            <w:tcMar>
+              <w:top w:w="75" w:type="dxa"/>
+              <w:start w:w="75" w:type="dxa"/>
+              <w:bottom w:w="75" w:type="dxa"/>
+              <w:end w:w="75" w:type="dxa"/>
+            </w:tcMar>
+            <w:shd w:fill="F4F5F6"/>
+          </w:tcPr>
+          <w:p>
+            <w:pPr>
+              <w:spacing w:after="0"/>
+              <w:jc w:val="center"/>
+            </w:pPr>
+            <w:r>
+              <w:rPr>
+                <w:sz w:val="17"/>
+              </w:rPr>
+              <w:t>Multas Ley 7317</w:t>
+            </w:r>
+          </w:p>
+        </w:tc>
+        <w:tc>
+          <w:tcPr>
+            <w:tcW w:type="dxa" w:w="6336"/>
+            <w:vAlign w:val="center"/>
+            <w:tcMar>
+              <w:top w:w="75" w:type="dxa"/>
+              <w:start w:w="75" w:type="dxa"/>
+              <w:bottom w:w="75" w:type="dxa"/>
+              <w:end w:w="75" w:type="dxa"/>
+            </w:tcMar>
+            <w:shd w:fill="F4F5F6"/>
+          </w:tcPr>
+          <w:p>
+            <w:pPr>
+              <w:spacing w:after="0"/>
+            </w:pPr>
+            <w:r>
+              <w:rPr>
+                <w:sz w:val="17"/>
+              </w:rPr>
+              <w:t>Pena monetaria seleccionada y revisada jurídicamente</w:t>
+            </w:r>
+          </w:p>
+        </w:tc>
+      </w:tr>
+      <w:tr>
+        <w:trPr>
+          <w:cantSplit/>
+        </w:trPr>
+        <w:tc>
+          <w:tcPr>
+            <w:tcW w:type="dxa" w:w="3096"/>
+            <w:vAlign w:val="center"/>
+            <w:tcMar>
+              <w:top w:w="75" w:type="dxa"/>
+              <w:start w:w="75" w:type="dxa"/>
+              <w:bottom w:w="75" w:type="dxa"/>
+              <w:end w:w="75" w:type="dxa"/>
+            </w:tcMar>
+          </w:tcPr>
+          <w:p>
+            <w:pPr>
+              <w:spacing w:after="0"/>
+              <w:jc w:val="center"/>
+            </w:pPr>
+            <w:r>
+              <w:rPr>
+                <w:sz w:val="17"/>
+              </w:rPr>
+              <w:t>Total final con multas</w:t>
+            </w:r>
+          </w:p>
+        </w:tc>
+        <w:tc>
+          <w:tcPr>
+            <w:tcW w:type="dxa" w:w="6336"/>
+            <w:vAlign w:val="center"/>
+            <w:tcMar>
+              <w:top w:w="75" w:type="dxa"/>
+              <w:start w:w="75" w:type="dxa"/>
+              <w:bottom w:w="75" w:type="dxa"/>
+              <w:end w:w="75" w:type="dxa"/>
+            </w:tcMar>
+          </w:tcPr>
+          <w:p>
+            <w:pPr>
+              <w:spacing w:after="0"/>
+            </w:pPr>
+            <w:r>
+              <w:rPr>
+                <w:sz w:val="17"/>
+              </w:rPr>
+              <w:t>Total compatible VDEP más las multas, sin mezclarlas metodológicamente</w:t>
             </w:r>
           </w:p>
         </w:tc>
@@ -3053,6 +3283,112 @@
           </w:p>
         </w:tc>
       </w:tr>
+      <w:tr>
+        <w:trPr>
+          <w:cantSplit/>
+        </w:trPr>
+        <w:tc>
+          <w:tcPr>
+            <w:tcW w:type="dxa" w:w="3384"/>
+            <w:vAlign w:val="center"/>
+            <w:tcMar>
+              <w:top w:w="75" w:type="dxa"/>
+              <w:start w:w="75" w:type="dxa"/>
+              <w:bottom w:w="75" w:type="dxa"/>
+              <w:end w:w="75" w:type="dxa"/>
+            </w:tcMar>
+            <w:shd w:fill="F4F5F6"/>
+          </w:tcPr>
+          <w:p>
+            <w:pPr>
+              <w:spacing w:after="0"/>
+              <w:jc w:val="center"/>
+            </w:pPr>
+            <w:r>
+              <w:rPr>
+                <w:sz w:val="17"/>
+              </w:rPr>
+              <w:t>No aparece el total final</w:t>
+            </w:r>
+          </w:p>
+        </w:tc>
+        <w:tc>
+          <w:tcPr>
+            <w:tcW w:type="dxa" w:w="6048"/>
+            <w:vAlign w:val="center"/>
+            <w:tcMar>
+              <w:top w:w="75" w:type="dxa"/>
+              <w:start w:w="75" w:type="dxa"/>
+              <w:bottom w:w="75" w:type="dxa"/>
+              <w:end w:w="75" w:type="dxa"/>
+            </w:tcMar>
+            <w:shd w:fill="F4F5F6"/>
+          </w:tcPr>
+          <w:p>
+            <w:pPr>
+              <w:spacing w:after="0"/>
+            </w:pPr>
+            <w:r>
+              <w:rPr>
+                <w:sz w:val="17"/>
+              </w:rPr>
+              <w:t>Autorizar la agregación y, si la moneda no es CRC, completar el tipo de cambio</w:t>
+            </w:r>
+          </w:p>
+        </w:tc>
+      </w:tr>
+      <w:tr>
+        <w:trPr>
+          <w:cantSplit/>
+        </w:trPr>
+        <w:tc>
+          <w:tcPr>
+            <w:tcW w:type="dxa" w:w="3384"/>
+            <w:vAlign w:val="center"/>
+            <w:tcMar>
+              <w:top w:w="75" w:type="dxa"/>
+              <w:start w:w="75" w:type="dxa"/>
+              <w:bottom w:w="75" w:type="dxa"/>
+              <w:end w:w="75" w:type="dxa"/>
+            </w:tcMar>
+          </w:tcPr>
+          <w:p>
+            <w:pPr>
+              <w:spacing w:after="0"/>
+              <w:jc w:val="center"/>
+            </w:pPr>
+            <w:r>
+              <w:rPr>
+                <w:sz w:val="17"/>
+              </w:rPr>
+              <w:t>La multa queda fuera del rango</w:t>
+            </w:r>
+          </w:p>
+        </w:tc>
+        <w:tc>
+          <w:tcPr>
+            <w:tcW w:type="dxa" w:w="6048"/>
+            <w:vAlign w:val="center"/>
+            <w:tcMar>
+              <w:top w:w="75" w:type="dxa"/>
+              <w:start w:w="75" w:type="dxa"/>
+              <w:bottom w:w="75" w:type="dxa"/>
+              <w:end w:w="75" w:type="dxa"/>
+            </w:tcMar>
+          </w:tcPr>
+          <w:p>
+            <w:pPr>
+              <w:spacing w:after="0"/>
+            </w:pPr>
+            <w:r>
+              <w:rPr>
+                <w:sz w:val="17"/>
+              </w:rPr>
+              <w:t>Revise SB aplicados o el monto firme y confirme la cuantía jurídicamente</w:t>
+            </w:r>
+          </w:p>
+        </w:tc>
+      </w:tr>
     </w:tbl>
     <w:p>
       <w:pPr>
@@ -3110,6 +3446,24 @@
       </w:pPr>
       <w:r>
         <w:t>No invente una Cuenta B si no existe un servicio demostrable.</w:t>
+      </w:r>
+    </w:p>
+    <w:p>
+      <w:pPr>
+        <w:pStyle w:val="ListBullet"/>
+        <w:spacing w:after="40"/>
+      </w:pPr>
+      <w:r>
+        <w:t>No use una multa como multiplicador del daño; manténgala separada hasta el total final.</w:t>
+      </w:r>
+    </w:p>
+    <w:p>
+      <w:pPr>
+        <w:pStyle w:val="ListBullet"/>
+        <w:spacing w:after="40"/>
+      </w:pPr>
+      <w:r>
+        <w:t>No asuma que varias multas son acumulables sin confirmación jurídica.</w:t>
       </w:r>
     </w:p>
     <w:p>
